--- a/Ungraded Experiments Solutions Outline.docx
+++ b/Ungraded Experiments Solutions Outline.docx
@@ -249,29 +249,7 @@
             <w:lang w:eastAsia="en-GB"/>
             <w14:ligatures w14:val="none"/>
           </w:rPr>
-          <w:t>Colo</w:t>
-        </w:r>
-        <w:r>
-          <w:rPr>
-            <w:rFonts w:ascii="Times New Roman" w:eastAsia="Times New Roman" w:hAnsi="Times New Roman" w:cs="Times New Roman"/>
-            <w:color w:val="0000FF"/>
-            <w:kern w:val="0"/>
-            <w:u w:val="single"/>
-            <w:lang w:eastAsia="en-GB"/>
-            <w14:ligatures w14:val="none"/>
-          </w:rPr>
-          <w:t>r</w:t>
-        </w:r>
-        <w:r>
-          <w:rPr>
-            <w:rFonts w:ascii="Times New Roman" w:eastAsia="Times New Roman" w:hAnsi="Times New Roman" w:cs="Times New Roman"/>
-            <w:color w:val="0000FF"/>
-            <w:kern w:val="0"/>
-            <w:u w:val="single"/>
-            <w:lang w:eastAsia="en-GB"/>
-            <w14:ligatures w14:val="none"/>
-          </w:rPr>
-          <w:t>spaces</w:t>
+          <w:t>Colorspaces</w:t>
         </w:r>
         <w:proofErr w:type="spellEnd"/>
       </w:hyperlink>
@@ -410,29 +388,7 @@
             <w:lang w:eastAsia="en-GB"/>
             <w14:ligatures w14:val="none"/>
           </w:rPr>
-          <w:t>Basic Thresholdi</w:t>
-        </w:r>
-        <w:r>
-          <w:rPr>
-            <w:rFonts w:ascii="Times New Roman" w:eastAsia="Times New Roman" w:hAnsi="Times New Roman" w:cs="Times New Roman"/>
-            <w:color w:val="0000FF"/>
-            <w:kern w:val="0"/>
-            <w:u w:val="single"/>
-            <w:lang w:eastAsia="en-GB"/>
-            <w14:ligatures w14:val="none"/>
-          </w:rPr>
-          <w:t>n</w:t>
-        </w:r>
-        <w:r>
-          <w:rPr>
-            <w:rFonts w:ascii="Times New Roman" w:eastAsia="Times New Roman" w:hAnsi="Times New Roman" w:cs="Times New Roman"/>
-            <w:color w:val="0000FF"/>
-            <w:kern w:val="0"/>
-            <w:u w:val="single"/>
-            <w:lang w:eastAsia="en-GB"/>
-            <w14:ligatures w14:val="none"/>
-          </w:rPr>
-          <w:t>g Operations</w:t>
+          <w:t>Basic Thresholding Operations</w:t>
         </w:r>
       </w:hyperlink>
     </w:p>
@@ -596,51 +552,7 @@
             <w:lang w:eastAsia="en-GB"/>
             <w14:ligatures w14:val="none"/>
           </w:rPr>
-          <w:t>Image Processing in</w:t>
-        </w:r>
-        <w:r>
-          <w:rPr>
-            <w:rFonts w:ascii="Times New Roman" w:eastAsia="Times New Roman" w:hAnsi="Times New Roman" w:cs="Times New Roman"/>
-            <w:color w:val="0000FF"/>
-            <w:kern w:val="0"/>
-            <w:u w:val="single"/>
-            <w:lang w:eastAsia="en-GB"/>
-            <w14:ligatures w14:val="none"/>
-          </w:rPr>
-          <w:t xml:space="preserve"> </w:t>
-        </w:r>
-        <w:r>
-          <w:rPr>
-            <w:rFonts w:ascii="Times New Roman" w:eastAsia="Times New Roman" w:hAnsi="Times New Roman" w:cs="Times New Roman"/>
-            <w:color w:val="0000FF"/>
-            <w:kern w:val="0"/>
-            <w:u w:val="single"/>
-            <w:lang w:eastAsia="en-GB"/>
-            <w14:ligatures w14:val="none"/>
-          </w:rPr>
-          <w:t>O</w:t>
-        </w:r>
-        <w:r>
-          <w:rPr>
-            <w:rFonts w:ascii="Times New Roman" w:eastAsia="Times New Roman" w:hAnsi="Times New Roman" w:cs="Times New Roman"/>
-            <w:color w:val="0000FF"/>
-            <w:kern w:val="0"/>
-            <w:u w:val="single"/>
-            <w:lang w:eastAsia="en-GB"/>
-            <w14:ligatures w14:val="none"/>
-          </w:rPr>
-          <w:t>p</w:t>
-        </w:r>
-        <w:r>
-          <w:rPr>
-            <w:rFonts w:ascii="Times New Roman" w:eastAsia="Times New Roman" w:hAnsi="Times New Roman" w:cs="Times New Roman"/>
-            <w:color w:val="0000FF"/>
-            <w:kern w:val="0"/>
-            <w:u w:val="single"/>
-            <w:lang w:eastAsia="en-GB"/>
-            <w14:ligatures w14:val="none"/>
-          </w:rPr>
-          <w:t>enCV</w:t>
+          <w:t>Image Processing in OpenCV</w:t>
         </w:r>
       </w:hyperlink>
     </w:p>
@@ -1253,29 +1165,7 @@
             <w:lang w:eastAsia="en-GB"/>
             <w14:ligatures w14:val="none"/>
           </w:rPr>
-          <w:t>Image Py</w:t>
-        </w:r>
-        <w:r>
-          <w:rPr>
-            <w:rFonts w:ascii="Times New Roman" w:eastAsia="Times New Roman" w:hAnsi="Times New Roman" w:cs="Times New Roman"/>
-            <w:color w:val="0000FF"/>
-            <w:kern w:val="0"/>
-            <w:u w:val="single"/>
-            <w:lang w:eastAsia="en-GB"/>
-            <w14:ligatures w14:val="none"/>
-          </w:rPr>
-          <w:t>r</w:t>
-        </w:r>
-        <w:r>
-          <w:rPr>
-            <w:rFonts w:ascii="Times New Roman" w:eastAsia="Times New Roman" w:hAnsi="Times New Roman" w:cs="Times New Roman"/>
-            <w:color w:val="0000FF"/>
-            <w:kern w:val="0"/>
-            <w:u w:val="single"/>
-            <w:lang w:eastAsia="en-GB"/>
-            <w14:ligatures w14:val="none"/>
-          </w:rPr>
-          <w:t>amids</w:t>
+          <w:t>Image Pyramids</w:t>
         </w:r>
       </w:hyperlink>
     </w:p>
@@ -1647,40 +1537,7 @@
             <w:lang w:eastAsia="en-GB"/>
             <w14:ligatures w14:val="none"/>
           </w:rPr>
-          <w:t>Basic Operation</w:t>
-        </w:r>
-        <w:r>
-          <w:rPr>
-            <w:rFonts w:ascii="Times New Roman" w:eastAsia="Times New Roman" w:hAnsi="Times New Roman" w:cs="Times New Roman"/>
-            <w:color w:val="0000FF"/>
-            <w:kern w:val="0"/>
-            <w:u w:val="single"/>
-            <w:lang w:eastAsia="en-GB"/>
-            <w14:ligatures w14:val="none"/>
-          </w:rPr>
-          <w:t>s</w:t>
-        </w:r>
-        <w:r>
-          <w:rPr>
-            <w:rFonts w:ascii="Times New Roman" w:eastAsia="Times New Roman" w:hAnsi="Times New Roman" w:cs="Times New Roman"/>
-            <w:color w:val="0000FF"/>
-            <w:kern w:val="0"/>
-            <w:u w:val="single"/>
-            <w:lang w:eastAsia="en-GB"/>
-            <w14:ligatures w14:val="none"/>
-          </w:rPr>
-          <w:t xml:space="preserve"> </w:t>
-        </w:r>
-        <w:r>
-          <w:rPr>
-            <w:rFonts w:ascii="Times New Roman" w:eastAsia="Times New Roman" w:hAnsi="Times New Roman" w:cs="Times New Roman"/>
-            <w:color w:val="0000FF"/>
-            <w:kern w:val="0"/>
-            <w:u w:val="single"/>
-            <w:lang w:eastAsia="en-GB"/>
-            <w14:ligatures w14:val="none"/>
-          </w:rPr>
-          <w:t>on Images</w:t>
+          <w:t>Basic Operations on Images</w:t>
         </w:r>
       </w:hyperlink>
     </w:p>
@@ -1789,29 +1646,7 @@
             <w:lang w:eastAsia="en-GB"/>
             <w14:ligatures w14:val="none"/>
           </w:rPr>
-          <w:t>Image Proces</w:t>
-        </w:r>
-        <w:r>
-          <w:rPr>
-            <w:rFonts w:ascii="Times New Roman" w:eastAsia="Times New Roman" w:hAnsi="Times New Roman" w:cs="Times New Roman"/>
-            <w:color w:val="0000FF"/>
-            <w:kern w:val="0"/>
-            <w:u w:val="single"/>
-            <w:lang w:eastAsia="en-GB"/>
-            <w14:ligatures w14:val="none"/>
-          </w:rPr>
-          <w:t>s</w:t>
-        </w:r>
-        <w:r>
-          <w:rPr>
-            <w:rFonts w:ascii="Times New Roman" w:eastAsia="Times New Roman" w:hAnsi="Times New Roman" w:cs="Times New Roman"/>
-            <w:color w:val="0000FF"/>
-            <w:kern w:val="0"/>
-            <w:u w:val="single"/>
-            <w:lang w:eastAsia="en-GB"/>
-            <w14:ligatures w14:val="none"/>
-          </w:rPr>
-          <w:t>ing in OpenCV</w:t>
+          <w:t>Image Processing in OpenCV</w:t>
         </w:r>
       </w:hyperlink>
     </w:p>
@@ -2330,29 +2165,7 @@
             <w:lang w:eastAsia="en-GB"/>
             <w14:ligatures w14:val="none"/>
           </w:rPr>
-          <w:t>Smoothing Im</w:t>
-        </w:r>
-        <w:r>
-          <w:rPr>
-            <w:rFonts w:ascii="Times New Roman" w:eastAsia="Times New Roman" w:hAnsi="Times New Roman" w:cs="Times New Roman"/>
-            <w:color w:val="0000FF"/>
-            <w:kern w:val="0"/>
-            <w:u w:val="single"/>
-            <w:lang w:eastAsia="en-GB"/>
-            <w14:ligatures w14:val="none"/>
-          </w:rPr>
-          <w:t>a</w:t>
-        </w:r>
-        <w:r>
-          <w:rPr>
-            <w:rFonts w:ascii="Times New Roman" w:eastAsia="Times New Roman" w:hAnsi="Times New Roman" w:cs="Times New Roman"/>
-            <w:color w:val="0000FF"/>
-            <w:kern w:val="0"/>
-            <w:u w:val="single"/>
-            <w:lang w:eastAsia="en-GB"/>
-            <w14:ligatures w14:val="none"/>
-          </w:rPr>
-          <w:t>ges</w:t>
+          <w:t>Smoothing Images</w:t>
         </w:r>
       </w:hyperlink>
     </w:p>
@@ -2481,29 +2294,7 @@
             <w:lang w:eastAsia="en-GB"/>
             <w14:ligatures w14:val="none"/>
           </w:rPr>
-          <w:t xml:space="preserve">Smoothing </w:t>
-        </w:r>
-        <w:r>
-          <w:rPr>
-            <w:rFonts w:ascii="Times New Roman" w:eastAsia="Times New Roman" w:hAnsi="Times New Roman" w:cs="Times New Roman"/>
-            <w:color w:val="0000FF"/>
-            <w:kern w:val="0"/>
-            <w:u w:val="single"/>
-            <w:lang w:eastAsia="en-GB"/>
-            <w14:ligatures w14:val="none"/>
-          </w:rPr>
-          <w:t>I</w:t>
-        </w:r>
-        <w:r>
-          <w:rPr>
-            <w:rFonts w:ascii="Times New Roman" w:eastAsia="Times New Roman" w:hAnsi="Times New Roman" w:cs="Times New Roman"/>
-            <w:color w:val="0000FF"/>
-            <w:kern w:val="0"/>
-            <w:u w:val="single"/>
-            <w:lang w:eastAsia="en-GB"/>
-            <w14:ligatures w14:val="none"/>
-          </w:rPr>
-          <w:t>mages</w:t>
+          <w:t>Smoothing Images</w:t>
         </w:r>
       </w:hyperlink>
     </w:p>
@@ -2612,29 +2403,7 @@
             <w:lang w:eastAsia="en-GB"/>
             <w14:ligatures w14:val="none"/>
           </w:rPr>
-          <w:t>Image Gra</w:t>
-        </w:r>
-        <w:r>
-          <w:rPr>
-            <w:rFonts w:ascii="Times New Roman" w:eastAsia="Times New Roman" w:hAnsi="Times New Roman" w:cs="Times New Roman"/>
-            <w:color w:val="0000FF"/>
-            <w:kern w:val="0"/>
-            <w:u w:val="single"/>
-            <w:lang w:eastAsia="en-GB"/>
-            <w14:ligatures w14:val="none"/>
-          </w:rPr>
-          <w:t>d</w:t>
-        </w:r>
-        <w:r>
-          <w:rPr>
-            <w:rFonts w:ascii="Times New Roman" w:eastAsia="Times New Roman" w:hAnsi="Times New Roman" w:cs="Times New Roman"/>
-            <w:color w:val="0000FF"/>
-            <w:kern w:val="0"/>
-            <w:u w:val="single"/>
-            <w:lang w:eastAsia="en-GB"/>
-            <w14:ligatures w14:val="none"/>
-          </w:rPr>
-          <w:t>ients</w:t>
+          <w:t>Image Gradients</w:t>
         </w:r>
       </w:hyperlink>
     </w:p>
@@ -2785,29 +2554,7 @@
             <w:lang w:eastAsia="en-GB"/>
             <w14:ligatures w14:val="none"/>
           </w:rPr>
-          <w:t>Fourier Trans</w:t>
-        </w:r>
-        <w:r>
-          <w:rPr>
-            <w:rFonts w:ascii="Times New Roman" w:eastAsia="Times New Roman" w:hAnsi="Times New Roman" w:cs="Times New Roman"/>
-            <w:color w:val="0000FF"/>
-            <w:kern w:val="0"/>
-            <w:u w:val="single"/>
-            <w:lang w:eastAsia="en-GB"/>
-            <w14:ligatures w14:val="none"/>
-          </w:rPr>
-          <w:t>f</w:t>
-        </w:r>
-        <w:r>
-          <w:rPr>
-            <w:rFonts w:ascii="Times New Roman" w:eastAsia="Times New Roman" w:hAnsi="Times New Roman" w:cs="Times New Roman"/>
-            <w:color w:val="0000FF"/>
-            <w:kern w:val="0"/>
-            <w:u w:val="single"/>
-            <w:lang w:eastAsia="en-GB"/>
-            <w14:ligatures w14:val="none"/>
-          </w:rPr>
-          <w:t>orm</w:t>
+          <w:t>Fourier Transform</w:t>
         </w:r>
       </w:hyperlink>
     </w:p>
@@ -3476,16 +3223,14 @@
       <w:hyperlink r:id="rId24" w:history="1">
         <w:r>
           <w:rPr>
-            <w:rFonts w:ascii="Times New Roman" w:eastAsia="Times New Roman" w:hAnsi="Times New Roman" w:cs="Times New Roman"/>
-            <w:color w:val="0000FF"/>
-            <w:kern w:val="0"/>
-            <w:u w:val="single"/>
-            <w:lang w:eastAsia="en-GB"/>
-            <w14:ligatures w14:val="none"/>
+            <w:rStyle w:val="Hyperlink"/>
           </w:rPr>
-          <w:t>Image Gradients</w:t>
+          <w:t>https://github.com/khush1709/Edge-detection-algo/blob/main/Edge%20detection%20algo.ipynb</w:t>
         </w:r>
       </w:hyperlink>
+      <w:r>
+        <w:t xml:space="preserve"> </w:t>
+      </w:r>
     </w:p>
     <w:p>
       <w:pPr>
@@ -3717,7 +3462,37 @@
           <w:lang w:eastAsia="en-GB"/>
           <w14:ligatures w14:val="none"/>
         </w:rPr>
-        <w:t xml:space="preserve"> Implement SIFT feature detection using OpenCV's `cv</w:t>
+        <w:t xml:space="preserve"> Implement SIFT feature detection using OpenCV's </w:t>
+      </w:r>
+      <w:r>
+        <w:rPr>
+          <w:rFonts w:ascii="Times New Roman" w:eastAsia="Times New Roman" w:hAnsi="Times New Roman" w:cs="Times New Roman"/>
+          <w:kern w:val="0"/>
+          <w:lang w:eastAsia="en-GB"/>
+          <w14:ligatures w14:val="none"/>
+        </w:rPr>
+        <w:t xml:space="preserve">- </w:t>
+      </w:r>
+      <w:hyperlink r:id="rId26" w:history="1">
+        <w:r>
+          <w:rPr>
+            <w:rStyle w:val="Hyperlink"/>
+            <w:rFonts w:ascii="Times New Roman" w:eastAsia="Times New Roman" w:hAnsi="Times New Roman" w:cs="Times New Roman"/>
+            <w:kern w:val="0"/>
+            <w:lang w:eastAsia="en-GB"/>
+            <w14:ligatures w14:val="none"/>
+          </w:rPr>
+          <w:t>https://docs.opencv.org/4.x/da/df5/tutorial_py_sift_intro.html</w:t>
+        </w:r>
+      </w:hyperlink>
+      <w:r>
+        <w:rPr>
+          <w:rFonts w:ascii="Times New Roman" w:eastAsia="Times New Roman" w:hAnsi="Times New Roman" w:cs="Times New Roman"/>
+          <w:kern w:val="0"/>
+          <w:lang w:eastAsia="en-GB"/>
+          <w14:ligatures w14:val="none"/>
+        </w:rPr>
+        <w:t xml:space="preserve"> </w:t>
       </w:r>
     </w:p>
     <w:p/>
@@ -3737,7 +3512,7 @@
       </w:r>
     </w:p>
     <w:p>
-      <w:hyperlink r:id="rId26" w:history="1">
+      <w:hyperlink r:id="rId27" w:history="1">
         <w:r>
           <w:rPr>
             <w:rStyle w:val="Hyperlink"/>
